--- a/deploy/layers/metax2ai/demo-data/会议纪要/2026-08-06-重点客户跟进会.docx
+++ b/deploy/layers/metax2ai/demo-data/会议纪要/2026-08-06-重点客户跟进会.docx
@@ -159,7 +159,7 @@
         <w:pStyle w:val="ListBullet"/>
       </w:pPr>
       <w:r>
-        <w:t>本周新签 0 单；在谈商务谈判 5 单，预计金额合计 620 万元（来源：跟进表）。</w:t>
+        <w:t>本周新签 0 单；在谈商务谈判 4 单，预计金额合计 533 万元（来源：跟进表）。</w:t>
       </w:r>
     </w:p>
     <w:p>
